--- a/materialien/Welt2_Renaissance/4_Boss/KR_W2_Boss2_Zwei-Quadrat.docx
+++ b/materialien/Welt2_Renaissance/4_Boss/KR_W2_Boss2_Zwei-Quadrat.docx
@@ -6357,7 +6357,7 @@
           <w:color w:val="1B1B1F"/>
           <w:sz w:val="22"/>
         </w:rPr>
-        <w:t xml:space="preserve"> die Sicherheit des Verfahrens Zwei-Quadrat. Berücksichtigen Sie dabei auch die Größe des Schlüsselraums.</w:t>
+        <w:t xml:space="preserve"> die Sicherheit des Verfahrens Zwei-Quadrat. Berücksichtigen Sie dabei auch die Größe des Schlüsselraums (Hinweis: 25! ≈ 1,55 · 10²⁵).</w:t>
       </w:r>
       <w:r>
         <w:rPr>
